--- a/docs/ai inflation final.docx
+++ b/docs/ai inflation final.docx
@@ -1,6 +1,6 @@
 
 <file path=word/document.xml><?xml version="1.0" encoding="utf-8"?>
-<w:document xmlns:wpc="http://schemas.microsoft.com/office/word/2010/wordprocessingCanvas" xmlns:cx="http://schemas.microsoft.com/office/drawing/2014/chartex" xmlns:mc="http://schemas.openxmlformats.org/markup-compatibility/2006" xmlns:o="urn:schemas-microsoft-com:office:office" xmlns:r="http://schemas.openxmlformats.org/officeDocument/2006/relationships" xmlns:m="http://schemas.openxmlformats.org/officeDocument/2006/math" xmlns:v="urn:schemas-microsoft-com:vml" xmlns:wp14="http://schemas.microsoft.com/office/word/2010/wordprocessingDrawing" xmlns:wp="http://schemas.openxmlformats.org/drawingml/2006/wordprocessingDrawing" xmlns:w10="urn:schemas-microsoft-com:office:word" xmlns:w="http://schemas.openxmlformats.org/wordprocessingml/2006/main" xmlns:w14="http://schemas.microsoft.com/office/word/2010/wordml" xmlns:w15="http://schemas.microsoft.com/office/word/2012/wordml" xmlns:w16se="http://schemas.microsoft.com/office/word/2015/wordml/symex" xmlns:wpg="http://schemas.microsoft.com/office/word/2010/wordprocessingGroup" xmlns:wpi="http://schemas.microsoft.com/office/word/2010/wordprocessingInk" xmlns:wne="http://schemas.microsoft.com/office/word/2006/wordml" xmlns:wps="http://schemas.microsoft.com/office/word/2010/wordprocessingShape" mc:Ignorable="w14 w15 w16se wp14">
+<w:document xmlns:wpc="http://schemas.microsoft.com/office/word/2010/wordprocessingCanvas" xmlns:cx="http://schemas.microsoft.com/office/drawing/2014/chartex" xmlns:cx1="http://schemas.microsoft.com/office/drawing/2015/9/8/chartex" xmlns:cx2="http://schemas.microsoft.com/office/drawing/2015/10/21/chartex" xmlns:cx3="http://schemas.microsoft.com/office/drawing/2016/5/9/chartex" xmlns:cx4="http://schemas.microsoft.com/office/drawing/2016/5/10/chartex" xmlns:cx5="http://schemas.microsoft.com/office/drawing/2016/5/11/chartex" xmlns:cx6="http://schemas.microsoft.com/office/drawing/2016/5/12/chartex" xmlns:cx7="http://schemas.microsoft.com/office/drawing/2016/5/13/chartex" xmlns:cx8="http://schemas.microsoft.com/office/drawing/2016/5/14/chartex" xmlns:mc="http://schemas.openxmlformats.org/markup-compatibility/2006" xmlns:aink="http://schemas.microsoft.com/office/drawing/2016/ink" xmlns:am3d="http://schemas.microsoft.com/office/drawing/2017/model3d" xmlns:o="urn:schemas-microsoft-com:office:office" xmlns:oel="http://schemas.microsoft.com/office/2019/extlst" xmlns:r="http://schemas.openxmlformats.org/officeDocument/2006/relationships" xmlns:m="http://schemas.openxmlformats.org/officeDocument/2006/math" xmlns:v="urn:schemas-microsoft-com:vml" xmlns:wp14="http://schemas.microsoft.com/office/word/2010/wordprocessingDrawing" xmlns:wp="http://schemas.openxmlformats.org/drawingml/2006/wordprocessingDrawing" xmlns:w10="urn:schemas-microsoft-com:office:word" xmlns:w="http://schemas.openxmlformats.org/wordprocessingml/2006/main" xmlns:w14="http://schemas.microsoft.com/office/word/2010/wordml" xmlns:w15="http://schemas.microsoft.com/office/word/2012/wordml" xmlns:w16cex="http://schemas.microsoft.com/office/word/2018/wordml/cex" xmlns:w16cid="http://schemas.microsoft.com/office/word/2016/wordml/cid" xmlns:w16="http://schemas.microsoft.com/office/word/2018/wordml" xmlns:w16du="http://schemas.microsoft.com/office/word/2023/wordml/word16du" xmlns:w16sdtdh="http://schemas.microsoft.com/office/word/2020/wordml/sdtdatahash" xmlns:w16se="http://schemas.microsoft.com/office/word/2015/wordml/symex" xmlns:wpg="http://schemas.microsoft.com/office/word/2010/wordprocessingGroup" xmlns:wpi="http://schemas.microsoft.com/office/word/2010/wordprocessingInk" xmlns:wne="http://schemas.microsoft.com/office/word/2006/wordml" xmlns:wps="http://schemas.microsoft.com/office/word/2010/wordprocessingShape" mc:Ignorable="w14 w15 w16se w16cid w16 w16cex w16sdtdh w16du wp14">
   <w:body>
     <w:p>
       <w:pPr>
@@ -1176,120 +1176,6 @@
           </w:p>
         </w:tc>
       </w:tr>
-      <w:tr>
-        <w:trPr>
-          <w:trHeight w:val="521"/>
-        </w:trPr>
-        <w:tc>
-          <w:tcPr>
-            <w:tcW w:w="4688" w:type="dxa"/>
-          </w:tcPr>
-          <w:p>
-            <w:pPr>
-              <w:pStyle w:val="TableParagraph"/>
-              <w:jc w:val="center"/>
-              <w:rPr>
-                <w:b/>
-                <w:bCs/>
-                <w:sz w:val="30"/>
-                <w:u w:val="none"/>
-              </w:rPr>
-            </w:pPr>
-            <w:r>
-              <w:rPr>
-                <w:b/>
-                <w:bCs/>
-                <w:sz w:val="30"/>
-                <w:u w:val="none"/>
-              </w:rPr>
-              <w:t>Hira Hafeez</w:t>
-            </w:r>
-          </w:p>
-        </w:tc>
-        <w:tc>
-          <w:tcPr>
-            <w:tcW w:w="4689" w:type="dxa"/>
-          </w:tcPr>
-          <w:p>
-            <w:pPr>
-              <w:pStyle w:val="TableParagraph"/>
-              <w:jc w:val="center"/>
-              <w:rPr>
-                <w:b/>
-                <w:bCs/>
-                <w:sz w:val="30"/>
-                <w:u w:val="none"/>
-              </w:rPr>
-            </w:pPr>
-            <w:r>
-              <w:rPr>
-                <w:b/>
-                <w:bCs/>
-                <w:sz w:val="30"/>
-                <w:u w:val="none"/>
-              </w:rPr>
-              <w:t>2312119</w:t>
-            </w:r>
-          </w:p>
-        </w:tc>
-      </w:tr>
-      <w:tr>
-        <w:trPr>
-          <w:trHeight w:val="502"/>
-        </w:trPr>
-        <w:tc>
-          <w:tcPr>
-            <w:tcW w:w="4688" w:type="dxa"/>
-          </w:tcPr>
-          <w:p>
-            <w:pPr>
-              <w:pStyle w:val="TableParagraph"/>
-              <w:jc w:val="center"/>
-              <w:rPr>
-                <w:b/>
-                <w:bCs/>
-                <w:sz w:val="30"/>
-                <w:u w:val="none"/>
-              </w:rPr>
-            </w:pPr>
-            <w:r>
-              <w:rPr>
-                <w:b/>
-                <w:bCs/>
-                <w:sz w:val="30"/>
-                <w:u w:val="none"/>
-              </w:rPr>
-              <w:t>Syed Murtaza Aali</w:t>
-            </w:r>
-          </w:p>
-        </w:tc>
-        <w:tc>
-          <w:tcPr>
-            <w:tcW w:w="4689" w:type="dxa"/>
-          </w:tcPr>
-          <w:p>
-            <w:pPr>
-              <w:pStyle w:val="TableParagraph"/>
-              <w:jc w:val="center"/>
-              <w:rPr>
-                <w:b/>
-                <w:bCs/>
-                <w:sz w:val="30"/>
-                <w:u w:val="none"/>
-              </w:rPr>
-            </w:pPr>
-            <w:r>
-              <w:rPr>
-                <w:b/>
-                <w:bCs/>
-                <w:sz w:val="30"/>
-                <w:u w:val="none"/>
-              </w:rPr>
-              <w:t>2312138</w:t>
-            </w:r>
-          </w:p>
-        </w:tc>
-      </w:tr>
     </w:tbl>
     <w:p>
       <w:pPr>
@@ -1380,22 +1266,22 @@
           <w:b/>
           <w:u w:val="none"/>
         </w:rPr>
+        <w:t>1. ABSTRACT</w:t>
+      </w:r>
+      <w:r>
+        <w:rPr>
+          <w:b/>
+          <w:u w:val="none"/>
+        </w:rPr>
+        <w:t>:</w:t>
+      </w:r>
+    </w:p>
+    <w:p>
+      <w:pPr>
+        <w:pStyle w:val="NormalWeb"/>
+      </w:pPr>
+      <w:r>
         <w:lastRenderedPageBreak/>
-        <w:t>1. ABSTRACT</w:t>
-      </w:r>
-      <w:r>
-        <w:rPr>
-          <w:b/>
-          <w:u w:val="none"/>
-        </w:rPr>
-        <w:t>:</w:t>
-      </w:r>
-    </w:p>
-    <w:p>
-      <w:pPr>
-        <w:pStyle w:val="NormalWeb"/>
-      </w:pPr>
-      <w:r>
         <w:t>This project presents a machine learning-based approach to predict inflation rates using Lasso Regression, a regularized linear model that performs both prediction and automatic feature selection. The model is trained using economic indicators such as manufacturing output, foreign direct investment, exchange rate, food imports, and military expenditure.</w:t>
       </w:r>
     </w:p>
@@ -1745,7 +1631,6 @@
           <w:b/>
           <w:u w:val="none"/>
         </w:rPr>
-        <w:lastRenderedPageBreak/>
         <w:t>4. OBJECTIVES</w:t>
       </w:r>
       <w:r>
@@ -1795,6 +1680,7 @@
           <w:sz w:val="24"/>
           <w:szCs w:val="24"/>
         </w:rPr>
+        <w:lastRenderedPageBreak/>
         <w:t xml:space="preserve">To predict inflation using historical economic data. </w:t>
       </w:r>
     </w:p>
@@ -3101,7 +2987,6 @@
                 <w:sz w:val="24"/>
                 <w:szCs w:val="32"/>
               </w:rPr>
-              <w:lastRenderedPageBreak/>
               <w:t>numpy</w:t>
             </w:r>
           </w:p>
@@ -3223,8 +3108,6 @@
           <w:u w:val="none"/>
         </w:rPr>
       </w:pPr>
-      <w:bookmarkStart w:id="0" w:name="_GoBack"/>
-      <w:bookmarkEnd w:id="0"/>
     </w:p>
     <w:p>
       <w:pPr>
@@ -3239,6 +3122,7 @@
           <w:b/>
           <w:sz w:val="28"/>
         </w:rPr>
+        <w:lastRenderedPageBreak/>
         <w:t>Imported Li</w:t>
       </w:r>
       <w:r>
@@ -3895,7 +3779,6 @@
         <w:pStyle w:val="NormalWeb"/>
       </w:pPr>
       <w:r>
-        <w:lastRenderedPageBreak/>
         <w:t>These variables are used to train the machine learning model.</w:t>
       </w:r>
     </w:p>
@@ -4491,7 +4374,6 @@
         <w:pStyle w:val="NormalWeb"/>
       </w:pPr>
       <w:r>
-        <w:lastRenderedPageBreak/>
         <w:t>These variables include economic indicators such as:</w:t>
       </w:r>
     </w:p>
@@ -4623,6 +4505,7 @@
           <w:b/>
           <w:sz w:val="28"/>
         </w:rPr>
+        <w:lastRenderedPageBreak/>
         <w:t>Purpose</w:t>
       </w:r>
       <w:r>
@@ -5283,7 +5166,6 @@
           <w:rStyle w:val="Strong"/>
           <w:bCs w:val="0"/>
         </w:rPr>
-        <w:lastRenderedPageBreak/>
         <w:t>Testing Data (20%)</w:t>
       </w:r>
       <w:r>
@@ -5379,6 +5261,7 @@
           <w:b/>
           <w:sz w:val="24"/>
         </w:rPr>
+        <w:lastRenderedPageBreak/>
         <w:t xml:space="preserve">    </w:t>
       </w:r>
       <w:r>
@@ -6086,6 +5969,7 @@
         <w:pStyle w:val="NormalWeb"/>
       </w:pPr>
       <w:r>
+        <w:lastRenderedPageBreak/>
         <w:t xml:space="preserve">This means the dataset is divided into </w:t>
       </w:r>
       <w:r>
@@ -6687,7 +6571,6 @@
         <w:pStyle w:val="NormalWeb"/>
       </w:pPr>
       <w:r>
-        <w:lastRenderedPageBreak/>
         <w:t>The model performance is measured using two evaluation metrics.</w:t>
       </w:r>
     </w:p>
@@ -6814,6 +6697,7 @@
           <w:sz w:val="24"/>
           <w:szCs w:val="24"/>
         </w:rPr>
+        <w:lastRenderedPageBreak/>
         <w:t xml:space="preserve">Lower MSE = Better performance </w:t>
       </w:r>
     </w:p>
@@ -7565,7 +7449,6 @@
         <w:rPr>
           <w:sz w:val="24"/>
         </w:rPr>
-        <w:lastRenderedPageBreak/>
         <w:t xml:space="preserve">Improves system reliability </w:t>
       </w:r>
     </w:p>
@@ -7696,6 +7579,7 @@
         <w:pStyle w:val="NormalWeb"/>
       </w:pPr>
       <w:r>
+        <w:lastRenderedPageBreak/>
         <w:t>Then the trained Lasso model predicts inflation:</w:t>
       </w:r>
     </w:p>
@@ -8034,7 +7918,6 @@
           <w:sz w:val="32"/>
           <w:szCs w:val="20"/>
         </w:rPr>
-        <w:lastRenderedPageBreak/>
         <w:t>9</w:t>
       </w:r>
       <w:r>
@@ -8109,6 +7992,7 @@
           <w:sz w:val="24"/>
           <w:szCs w:val="20"/>
         </w:rPr>
+        <w:lastRenderedPageBreak/>
         <w:drawing>
           <wp:inline distT="0" distB="0" distL="0" distR="0" wp14:anchorId="2E78E559" wp14:editId="32472D51">
             <wp:extent cx="6510130" cy="8299174"/>
@@ -8252,7 +8136,6 @@
           <w:bCs w:val="0"/>
           <w:u w:val="none"/>
         </w:rPr>
-        <w:lastRenderedPageBreak/>
         <w:t>10</w:t>
       </w:r>
       <w:r>
@@ -8290,6 +8173,7 @@
         <w:rPr>
           <w:sz w:val="24"/>
         </w:rPr>
+        <w:lastRenderedPageBreak/>
         <w:t xml:space="preserve">Uses machine learning for prediction. </w:t>
       </w:r>
     </w:p>
@@ -8761,22 +8645,30 @@
           <w:b/>
           <w:sz w:val="32"/>
         </w:rPr>
+        <w:t>14.</w:t>
+      </w:r>
+      <w:r>
+        <w:rPr>
+          <w:b/>
+          <w:sz w:val="32"/>
+        </w:rPr>
+        <w:t xml:space="preserve"> </w:t>
+      </w:r>
+      <w:r>
+        <w:rPr>
+          <w:b/>
+          <w:sz w:val="32"/>
+        </w:rPr>
+        <w:t>CODE:</w:t>
+      </w:r>
+    </w:p>
+    <w:p>
+      <w:pPr>
+        <w:pStyle w:val="NormalWeb"/>
+      </w:pPr>
+      <w:r>
         <w:lastRenderedPageBreak/>
-        <w:t>14.</w:t>
-      </w:r>
-      <w:r>
-        <w:rPr>
-          <w:b/>
-          <w:sz w:val="32"/>
-        </w:rPr>
-        <w:t xml:space="preserve"> </w:t>
-      </w:r>
-      <w:r>
-        <w:rPr>
-          <w:b/>
-          <w:sz w:val="32"/>
-        </w:rPr>
-        <w:t>CODE:</w:t>
+        <w:t># Import libraries</w:t>
       </w:r>
     </w:p>
     <w:p>
@@ -8784,7 +8676,7 @@
         <w:pStyle w:val="NormalWeb"/>
       </w:pPr>
       <w:r>
-        <w:t># Import libraries</w:t>
+        <w:t>import pandas as pd</w:t>
       </w:r>
     </w:p>
     <w:p>
@@ -8792,28 +8684,28 @@
         <w:pStyle w:val="NormalWeb"/>
       </w:pPr>
       <w:r>
-        <w:t>import pandas as pd</w:t>
+        <w:t>import numpy as np</w:t>
       </w:r>
     </w:p>
     <w:p>
       <w:pPr>
         <w:pStyle w:val="NormalWeb"/>
       </w:pPr>
-      <w:r>
-        <w:t>import numpy as np</w:t>
-      </w:r>
     </w:p>
     <w:p>
       <w:pPr>
         <w:pStyle w:val="NormalWeb"/>
       </w:pPr>
+      <w:r>
+        <w:t>from sklearn.preprocessing import StandardScaler</w:t>
+      </w:r>
     </w:p>
     <w:p>
       <w:pPr>
         <w:pStyle w:val="NormalWeb"/>
       </w:pPr>
       <w:r>
-        <w:t>from sklearn.preprocessing import StandardScaler</w:t>
+        <w:t>from sklearn.model_selection import train_test_split</w:t>
       </w:r>
     </w:p>
     <w:p>
@@ -8821,7 +8713,7 @@
         <w:pStyle w:val="NormalWeb"/>
       </w:pPr>
       <w:r>
-        <w:t>from sklearn.model_selection import train_test_split</w:t>
+        <w:t>from sklearn.linear_model import LassoCV</w:t>
       </w:r>
     </w:p>
     <w:p>
@@ -8829,28 +8721,28 @@
         <w:pStyle w:val="NormalWeb"/>
       </w:pPr>
       <w:r>
-        <w:t>from sklearn.linear_model import LassoCV</w:t>
+        <w:t>from sklearn.metrics import mean_squared_error, r2_score</w:t>
       </w:r>
     </w:p>
     <w:p>
       <w:pPr>
         <w:pStyle w:val="NormalWeb"/>
       </w:pPr>
-      <w:r>
-        <w:t>from sklearn.metrics import mean_squared_error, r2_score</w:t>
-      </w:r>
     </w:p>
     <w:p>
       <w:pPr>
         <w:pStyle w:val="NormalWeb"/>
       </w:pPr>
+      <w:r>
+        <w:t># Load dataset</w:t>
+      </w:r>
     </w:p>
     <w:p>
       <w:pPr>
         <w:pStyle w:val="NormalWeb"/>
       </w:pPr>
       <w:r>
-        <w:t># Load dataset</w:t>
+        <w:t>file_path = "inflation_data.xlsx"</w:t>
       </w:r>
     </w:p>
     <w:p>
@@ -8858,49 +8750,49 @@
         <w:pStyle w:val="NormalWeb"/>
       </w:pPr>
       <w:r>
-        <w:t>file_path = "inflation_data.xlsx"</w:t>
+        <w:t>data = pd.read_excel(file_path)</w:t>
       </w:r>
     </w:p>
     <w:p>
       <w:pPr>
         <w:pStyle w:val="NormalWeb"/>
       </w:pPr>
-      <w:r>
-        <w:t>data = pd.read_excel(file_path)</w:t>
-      </w:r>
     </w:p>
     <w:p>
       <w:pPr>
         <w:pStyle w:val="NormalWeb"/>
       </w:pPr>
+      <w:r>
+        <w:t># Remove missing values</w:t>
+      </w:r>
     </w:p>
     <w:p>
       <w:pPr>
         <w:pStyle w:val="NormalWeb"/>
       </w:pPr>
       <w:r>
-        <w:t># Remove missing values</w:t>
+        <w:t>data = data.dropna()</w:t>
       </w:r>
     </w:p>
     <w:p>
       <w:pPr>
         <w:pStyle w:val="NormalWeb"/>
       </w:pPr>
-      <w:r>
-        <w:t>data = data.dropna()</w:t>
-      </w:r>
     </w:p>
     <w:p>
       <w:pPr>
         <w:pStyle w:val="NormalWeb"/>
       </w:pPr>
+      <w:r>
+        <w:t># Select dependent and independent variables</w:t>
+      </w:r>
     </w:p>
     <w:p>
       <w:pPr>
         <w:pStyle w:val="NormalWeb"/>
       </w:pPr>
       <w:r>
-        <w:t># Select dependent and independent variables</w:t>
+        <w:t>dep_var = data.iloc[:, 4]</w:t>
       </w:r>
     </w:p>
     <w:p>
@@ -8908,41 +8800,41 @@
         <w:pStyle w:val="NormalWeb"/>
       </w:pPr>
       <w:r>
-        <w:t>dep_var = data.iloc[:, 4]</w:t>
+        <w:t>indep_vars = data.iloc[:, 5:10]</w:t>
       </w:r>
     </w:p>
     <w:p>
       <w:pPr>
         <w:pStyle w:val="NormalWeb"/>
       </w:pPr>
-      <w:r>
-        <w:t>indep_vars = data.iloc[:, 5:10]</w:t>
-      </w:r>
     </w:p>
     <w:p>
       <w:pPr>
         <w:pStyle w:val="NormalWeb"/>
       </w:pPr>
+      <w:r>
+        <w:t>indep_names = indep_vars.columns</w:t>
+      </w:r>
     </w:p>
     <w:p>
       <w:pPr>
         <w:pStyle w:val="NormalWeb"/>
       </w:pPr>
-      <w:r>
-        <w:t>indep_names = indep_vars.columns</w:t>
-      </w:r>
     </w:p>
     <w:p>
       <w:pPr>
         <w:pStyle w:val="NormalWeb"/>
       </w:pPr>
+      <w:r>
+        <w:t># Standardize independent variables</w:t>
+      </w:r>
     </w:p>
     <w:p>
       <w:pPr>
         <w:pStyle w:val="NormalWeb"/>
       </w:pPr>
       <w:r>
-        <w:t># Standardize independent variables</w:t>
+        <w:t>scaler = StandardScaler()</w:t>
       </w:r>
     </w:p>
     <w:p>
@@ -8950,28 +8842,29 @@
         <w:pStyle w:val="NormalWeb"/>
       </w:pPr>
       <w:r>
-        <w:t>scaler = StandardScaler()</w:t>
+        <w:t>indep_scaled = scaler.fit_transform(indep_vars)</w:t>
       </w:r>
     </w:p>
     <w:p>
       <w:pPr>
         <w:pStyle w:val="NormalWeb"/>
       </w:pPr>
-      <w:r>
-        <w:t>indep_scaled = scaler.fit_transform(indep_vars)</w:t>
-      </w:r>
     </w:p>
     <w:p>
       <w:pPr>
         <w:pStyle w:val="NormalWeb"/>
       </w:pPr>
+      <w:r>
+        <w:t># Split data into training and testing</w:t>
+      </w:r>
     </w:p>
     <w:p>
       <w:pPr>
         <w:pStyle w:val="NormalWeb"/>
       </w:pPr>
       <w:r>
-        <w:t># Split data into training and testing</w:t>
+        <w:lastRenderedPageBreak/>
+        <w:t>x_train, x_test, y_train, y_test = train_test_split(</w:t>
       </w:r>
     </w:p>
     <w:p>
@@ -8979,7 +8872,7 @@
         <w:pStyle w:val="NormalWeb"/>
       </w:pPr>
       <w:r>
-        <w:t>x_train, x_test, y_train, y_test = train_test_split(</w:t>
+        <w:t xml:space="preserve">    indep_scaled,</w:t>
       </w:r>
     </w:p>
     <w:p>
@@ -8987,7 +8880,7 @@
         <w:pStyle w:val="NormalWeb"/>
       </w:pPr>
       <w:r>
-        <w:t xml:space="preserve">    indep_scaled,</w:t>
+        <w:t xml:space="preserve">    dep_var.values,</w:t>
       </w:r>
     </w:p>
     <w:p>
@@ -8995,7 +8888,7 @@
         <w:pStyle w:val="NormalWeb"/>
       </w:pPr>
       <w:r>
-        <w:t xml:space="preserve">    dep_var.values,</w:t>
+        <w:t xml:space="preserve">    test_size=0.2,</w:t>
       </w:r>
     </w:p>
     <w:p>
@@ -9003,7 +8896,7 @@
         <w:pStyle w:val="NormalWeb"/>
       </w:pPr>
       <w:r>
-        <w:t xml:space="preserve">    test_size=0.2,</w:t>
+        <w:t xml:space="preserve">    random_state=123</w:t>
       </w:r>
     </w:p>
     <w:p>
@@ -9011,7 +8904,7 @@
         <w:pStyle w:val="NormalWeb"/>
       </w:pPr>
       <w:r>
-        <w:t xml:space="preserve">    random_state=123</w:t>
+        <w:t>)</w:t>
       </w:r>
     </w:p>
     <w:p>
@@ -9019,6 +8912,38 @@
         <w:pStyle w:val="NormalWeb"/>
       </w:pPr>
       <w:r>
+        <w:t># Train Lasso Regression model</w:t>
+      </w:r>
+    </w:p>
+    <w:p>
+      <w:pPr>
+        <w:pStyle w:val="NormalWeb"/>
+      </w:pPr>
+      <w:r>
+        <w:t>lasso_model = LassoCV(</w:t>
+      </w:r>
+    </w:p>
+    <w:p>
+      <w:pPr>
+        <w:pStyle w:val="NormalWeb"/>
+      </w:pPr>
+      <w:r>
+        <w:t xml:space="preserve">    alphas=np.logspace(-6, 2, 100),</w:t>
+      </w:r>
+    </w:p>
+    <w:p>
+      <w:pPr>
+        <w:pStyle w:val="NormalWeb"/>
+      </w:pPr>
+      <w:r>
+        <w:t xml:space="preserve">    cv=5</w:t>
+      </w:r>
+    </w:p>
+    <w:p>
+      <w:pPr>
+        <w:pStyle w:val="NormalWeb"/>
+      </w:pPr>
+      <w:r>
         <w:t>)</w:t>
       </w:r>
     </w:p>
@@ -9026,32 +8951,26 @@
       <w:pPr>
         <w:pStyle w:val="NormalWeb"/>
       </w:pPr>
-      <w:r>
-        <w:t># Train Lasso Regression model</w:t>
-      </w:r>
     </w:p>
     <w:p>
       <w:pPr>
         <w:pStyle w:val="NormalWeb"/>
       </w:pPr>
       <w:r>
-        <w:t>lasso_model = LassoCV(</w:t>
+        <w:t>lasso_model.fit(x_train, y_train)</w:t>
       </w:r>
     </w:p>
     <w:p>
       <w:pPr>
         <w:pStyle w:val="NormalWeb"/>
       </w:pPr>
-      <w:r>
-        <w:t xml:space="preserve">    alphas=np.logspace(-6, 2, 100),</w:t>
-      </w:r>
     </w:p>
     <w:p>
       <w:pPr>
         <w:pStyle w:val="NormalWeb"/>
       </w:pPr>
       <w:r>
-        <w:t xml:space="preserve">    cv=5</w:t>
+        <w:t># Show training result</w:t>
       </w:r>
     </w:p>
     <w:p>
@@ -9059,83 +8978,86 @@
         <w:pStyle w:val="NormalWeb"/>
       </w:pPr>
       <w:r>
-        <w:t>)</w:t>
+        <w:t>print("\nModel Trained Successfully (Lasso Regression)")</w:t>
       </w:r>
     </w:p>
     <w:p>
       <w:pPr>
         <w:pStyle w:val="NormalWeb"/>
       </w:pPr>
+      <w:r>
+        <w:t>print("Best Alpha:", lasso_model.alpha_)</w:t>
+      </w:r>
     </w:p>
     <w:p>
       <w:pPr>
         <w:pStyle w:val="NormalWeb"/>
       </w:pPr>
-      <w:r>
-        <w:t>lasso_model.fit(x_train, y_train)</w:t>
-      </w:r>
     </w:p>
     <w:p>
       <w:pPr>
         <w:pStyle w:val="NormalWeb"/>
       </w:pPr>
+      <w:r>
+        <w:t># Test the model</w:t>
+      </w:r>
     </w:p>
     <w:p>
       <w:pPr>
         <w:pStyle w:val="NormalWeb"/>
       </w:pPr>
       <w:r>
-        <w:t># Show training result</w:t>
+        <w:t>y_pred = lasso_model.predict(x_test)</w:t>
       </w:r>
     </w:p>
     <w:p>
       <w:pPr>
         <w:pStyle w:val="NormalWeb"/>
       </w:pPr>
-      <w:r>
-        <w:t>print("\nModel Trained Successfully (Lasso Regression)")</w:t>
-      </w:r>
     </w:p>
     <w:p>
       <w:pPr>
         <w:pStyle w:val="NormalWeb"/>
       </w:pPr>
       <w:r>
-        <w:t>print("Best Alpha:", lasso_model.alpha_)</w:t>
+        <w:t># Check model performance</w:t>
       </w:r>
     </w:p>
     <w:p>
       <w:pPr>
         <w:pStyle w:val="NormalWeb"/>
       </w:pPr>
+      <w:r>
+        <w:t>mse = mean_squared_error(y_test, y_pred)</w:t>
+      </w:r>
     </w:p>
     <w:p>
       <w:pPr>
         <w:pStyle w:val="NormalWeb"/>
       </w:pPr>
       <w:r>
-        <w:t># Test the model</w:t>
+        <w:t>r2 = r2_score(y_test, y_pred)</w:t>
       </w:r>
     </w:p>
     <w:p>
       <w:pPr>
         <w:pStyle w:val="NormalWeb"/>
       </w:pPr>
-      <w:r>
-        <w:t>y_pred = lasso_model.predict(x_test)</w:t>
-      </w:r>
     </w:p>
     <w:p>
       <w:pPr>
         <w:pStyle w:val="NormalWeb"/>
       </w:pPr>
+      <w:r>
+        <w:t>print("\nModel Performance:")</w:t>
+      </w:r>
     </w:p>
     <w:p>
       <w:pPr>
         <w:pStyle w:val="NormalWeb"/>
       </w:pPr>
       <w:r>
-        <w:t># Check model performance</w:t>
+        <w:t>print("MSE:", mse)</w:t>
       </w:r>
     </w:p>
     <w:p>
@@ -9143,45 +9065,42 @@
         <w:pStyle w:val="NormalWeb"/>
       </w:pPr>
       <w:r>
-        <w:t>mse = mean_squared_error(y_test, y_pred)</w:t>
+        <w:lastRenderedPageBreak/>
+        <w:t>print("R2 Score:", r2)</w:t>
       </w:r>
     </w:p>
     <w:p>
       <w:pPr>
         <w:pStyle w:val="NormalWeb"/>
       </w:pPr>
-      <w:r>
-        <w:t>r2 = r2_score(y_test, y_pred)</w:t>
-      </w:r>
     </w:p>
     <w:p>
       <w:pPr>
         <w:pStyle w:val="NormalWeb"/>
       </w:pPr>
+      <w:r>
+        <w:t># Take input from user</w:t>
+      </w:r>
     </w:p>
     <w:p>
       <w:pPr>
         <w:pStyle w:val="NormalWeb"/>
       </w:pPr>
       <w:r>
-        <w:lastRenderedPageBreak/>
-        <w:t>print("\nModel Performance:")</w:t>
+        <w:t>print("\nEnter values for prediction:\n")</w:t>
       </w:r>
     </w:p>
     <w:p>
       <w:pPr>
         <w:pStyle w:val="NormalWeb"/>
       </w:pPr>
-      <w:r>
-        <w:t>print("MSE:", mse)</w:t>
-      </w:r>
     </w:p>
     <w:p>
       <w:pPr>
         <w:pStyle w:val="NormalWeb"/>
       </w:pPr>
       <w:r>
-        <w:t>print("R2 Score:", r2)</w:t>
+        <w:t>user_inputs = []</w:t>
       </w:r>
     </w:p>
     <w:p>
@@ -9194,7 +9113,7 @@
         <w:pStyle w:val="NormalWeb"/>
       </w:pPr>
       <w:r>
-        <w:t># Take input from user</w:t>
+        <w:t>for col in indep_names:</w:t>
       </w:r>
     </w:p>
     <w:p>
@@ -9202,33 +9121,36 @@
         <w:pStyle w:val="NormalWeb"/>
       </w:pPr>
       <w:r>
-        <w:t>print("\nEnter values for prediction:\n")</w:t>
+        <w:t xml:space="preserve">    min_val = indep_vars[col].min()</w:t>
       </w:r>
     </w:p>
     <w:p>
       <w:pPr>
         <w:pStyle w:val="NormalWeb"/>
       </w:pPr>
+      <w:r>
+        <w:t xml:space="preserve">    max_val = indep_vars[col].max()</w:t>
+      </w:r>
     </w:p>
     <w:p>
       <w:pPr>
         <w:pStyle w:val="NormalWeb"/>
       </w:pPr>
-      <w:r>
-        <w:t>user_inputs = []</w:t>
-      </w:r>
     </w:p>
     <w:p>
       <w:pPr>
         <w:pStyle w:val="NormalWeb"/>
       </w:pPr>
+      <w:r>
+        <w:t xml:space="preserve">    while True:</w:t>
+      </w:r>
     </w:p>
     <w:p>
       <w:pPr>
         <w:pStyle w:val="NormalWeb"/>
       </w:pPr>
       <w:r>
-        <w:t>for col in indep_names:</w:t>
+        <w:t xml:space="preserve">        try:</w:t>
       </w:r>
     </w:p>
     <w:p>
@@ -9236,7 +9158,7 @@
         <w:pStyle w:val="NormalWeb"/>
       </w:pPr>
       <w:r>
-        <w:t xml:space="preserve">    min_val = indep_vars[col].min()</w:t>
+        <w:t xml:space="preserve">            value = float(input(f"{col} ({min_val:.2f} to {max_val:.2f}): "))</w:t>
       </w:r>
     </w:p>
     <w:p>
@@ -9244,20 +9166,23 @@
         <w:pStyle w:val="NormalWeb"/>
       </w:pPr>
       <w:r>
-        <w:t xml:space="preserve">    max_val = indep_vars[col].max()</w:t>
+        <w:t xml:space="preserve">            if min_val &lt;= value &lt;= max_val:</w:t>
       </w:r>
     </w:p>
     <w:p>
       <w:pPr>
         <w:pStyle w:val="NormalWeb"/>
       </w:pPr>
+      <w:r>
+        <w:t xml:space="preserve">                user_inputs.append(value)</w:t>
+      </w:r>
     </w:p>
     <w:p>
       <w:pPr>
         <w:pStyle w:val="NormalWeb"/>
       </w:pPr>
       <w:r>
-        <w:t xml:space="preserve">    while True:</w:t>
+        <w:t xml:space="preserve">                break</w:t>
       </w:r>
     </w:p>
     <w:p>
@@ -9265,7 +9190,7 @@
         <w:pStyle w:val="NormalWeb"/>
       </w:pPr>
       <w:r>
-        <w:t xml:space="preserve">        try:</w:t>
+        <w:t xml:space="preserve">            else:</w:t>
       </w:r>
     </w:p>
     <w:p>
@@ -9273,7 +9198,7 @@
         <w:pStyle w:val="NormalWeb"/>
       </w:pPr>
       <w:r>
-        <w:t xml:space="preserve">            value = float(input(f"{col} ({min_val:.2f} to {max_val:.2f}): "))</w:t>
+        <w:t xml:space="preserve">                print("Value out of range. Try again.")</w:t>
       </w:r>
     </w:p>
     <w:p>
@@ -9281,7 +9206,7 @@
         <w:pStyle w:val="NormalWeb"/>
       </w:pPr>
       <w:r>
-        <w:t xml:space="preserve">            if min_val &lt;= value &lt;= max_val:</w:t>
+        <w:t xml:space="preserve">        except:</w:t>
       </w:r>
     </w:p>
     <w:p>
@@ -9289,23 +9214,20 @@
         <w:pStyle w:val="NormalWeb"/>
       </w:pPr>
       <w:r>
-        <w:t xml:space="preserve">                user_inputs.append(value)</w:t>
+        <w:t xml:space="preserve">            print("Invalid input. Enter a number.")</w:t>
       </w:r>
     </w:p>
     <w:p>
       <w:pPr>
         <w:pStyle w:val="NormalWeb"/>
       </w:pPr>
-      <w:r>
-        <w:t xml:space="preserve">                break</w:t>
-      </w:r>
     </w:p>
     <w:p>
       <w:pPr>
         <w:pStyle w:val="NormalWeb"/>
       </w:pPr>
       <w:r>
-        <w:t xml:space="preserve">            else:</w:t>
+        <w:t># Convert user input to dataframe</w:t>
       </w:r>
     </w:p>
     <w:p>
@@ -9313,57 +9235,19 @@
         <w:pStyle w:val="NormalWeb"/>
       </w:pPr>
       <w:r>
-        <w:t xml:space="preserve">                print("Value out of range. Try again.")</w:t>
+        <w:t>user_df = pd.DataFrame([user_inputs], columns=indep_names)</w:t>
       </w:r>
     </w:p>
     <w:p>
       <w:pPr>
         <w:pStyle w:val="NormalWeb"/>
       </w:pPr>
-      <w:r>
-        <w:t xml:space="preserve">        except:</w:t>
-      </w:r>
     </w:p>
     <w:p>
       <w:pPr>
         <w:pStyle w:val="NormalWeb"/>
       </w:pPr>
       <w:r>
-        <w:t xml:space="preserve">            print("Invalid input. Enter a number.")</w:t>
-      </w:r>
-    </w:p>
-    <w:p>
-      <w:pPr>
-        <w:pStyle w:val="NormalWeb"/>
-      </w:pPr>
-    </w:p>
-    <w:p>
-      <w:pPr>
-        <w:pStyle w:val="NormalWeb"/>
-      </w:pPr>
-      <w:r>
-        <w:t># Convert user input to dataframe</w:t>
-      </w:r>
-    </w:p>
-    <w:p>
-      <w:pPr>
-        <w:pStyle w:val="NormalWeb"/>
-      </w:pPr>
-      <w:r>
-        <w:t>user_df = pd.DataFrame([user_inputs], columns=indep_names)</w:t>
-      </w:r>
-    </w:p>
-    <w:p>
-      <w:pPr>
-        <w:pStyle w:val="NormalWeb"/>
-      </w:pPr>
-    </w:p>
-    <w:p>
-      <w:pPr>
-        <w:pStyle w:val="NormalWeb"/>
-      </w:pPr>
-      <w:r>
-        <w:lastRenderedPageBreak/>
         <w:t># Apply same scaling to user input</w:t>
       </w:r>
     </w:p>
@@ -9597,16 +9481,16 @@
         <w:tblLook w:val="04A0" w:firstRow="1" w:lastRow="0" w:firstColumn="1" w:lastColumn="0" w:noHBand="0" w:noVBand="1"/>
       </w:tblPr>
       <w:tblGrid>
-        <w:gridCol w:w="582"/>
-        <w:gridCol w:w="581"/>
-        <w:gridCol w:w="393"/>
-        <w:gridCol w:w="472"/>
-        <w:gridCol w:w="1258"/>
-        <w:gridCol w:w="1303"/>
-        <w:gridCol w:w="1780"/>
-        <w:gridCol w:w="1579"/>
-        <w:gridCol w:w="1065"/>
-        <w:gridCol w:w="1507"/>
+        <w:gridCol w:w="577"/>
+        <w:gridCol w:w="577"/>
+        <w:gridCol w:w="390"/>
+        <w:gridCol w:w="468"/>
+        <w:gridCol w:w="1247"/>
+        <w:gridCol w:w="1292"/>
+        <w:gridCol w:w="1764"/>
+        <w:gridCol w:w="1565"/>
+        <w:gridCol w:w="1056"/>
+        <w:gridCol w:w="1494"/>
       </w:tblGrid>
       <w:tr>
         <w:trPr>
@@ -9639,6 +9523,7 @@
                 <w:b/>
                 <w:sz w:val="24"/>
               </w:rPr>
+              <w:lastRenderedPageBreak/>
               <w:t>Country Name</w:t>
             </w:r>
           </w:p>
@@ -15551,7 +15436,6 @@
               <w:rPr>
                 <w:rFonts w:ascii="Calibri" w:hAnsi="Calibri" w:cs="Calibri"/>
               </w:rPr>
-              <w:lastRenderedPageBreak/>
               <w:t>Pakistan</w:t>
             </w:r>
           </w:p>
@@ -21235,7 +21119,7 @@
 </file>
 
 <file path=word/endnotes.xml><?xml version="1.0" encoding="utf-8"?>
-<w:endnotes xmlns:wpc="http://schemas.microsoft.com/office/word/2010/wordprocessingCanvas" xmlns:cx="http://schemas.microsoft.com/office/drawing/2014/chartex" xmlns:mc="http://schemas.openxmlformats.org/markup-compatibility/2006" xmlns:o="urn:schemas-microsoft-com:office:office" xmlns:r="http://schemas.openxmlformats.org/officeDocument/2006/relationships" xmlns:m="http://schemas.openxmlformats.org/officeDocument/2006/math" xmlns:v="urn:schemas-microsoft-com:vml" xmlns:wp14="http://schemas.microsoft.com/office/word/2010/wordprocessingDrawing" xmlns:wp="http://schemas.openxmlformats.org/drawingml/2006/wordprocessingDrawing" xmlns:w10="urn:schemas-microsoft-com:office:word" xmlns:w="http://schemas.openxmlformats.org/wordprocessingml/2006/main" xmlns:w14="http://schemas.microsoft.com/office/word/2010/wordml" xmlns:w15="http://schemas.microsoft.com/office/word/2012/wordml" xmlns:w16se="http://schemas.microsoft.com/office/word/2015/wordml/symex" xmlns:wpg="http://schemas.microsoft.com/office/word/2010/wordprocessingGroup" xmlns:wpi="http://schemas.microsoft.com/office/word/2010/wordprocessingInk" xmlns:wne="http://schemas.microsoft.com/office/word/2006/wordml" xmlns:wps="http://schemas.microsoft.com/office/word/2010/wordprocessingShape" mc:Ignorable="w14 w15 w16se wp14">
+<w:endnotes xmlns:wpc="http://schemas.microsoft.com/office/word/2010/wordprocessingCanvas" xmlns:cx="http://schemas.microsoft.com/office/drawing/2014/chartex" xmlns:cx1="http://schemas.microsoft.com/office/drawing/2015/9/8/chartex" xmlns:cx2="http://schemas.microsoft.com/office/drawing/2015/10/21/chartex" xmlns:cx3="http://schemas.microsoft.com/office/drawing/2016/5/9/chartex" xmlns:cx4="http://schemas.microsoft.com/office/drawing/2016/5/10/chartex" xmlns:cx5="http://schemas.microsoft.com/office/drawing/2016/5/11/chartex" xmlns:cx6="http://schemas.microsoft.com/office/drawing/2016/5/12/chartex" xmlns:cx7="http://schemas.microsoft.com/office/drawing/2016/5/13/chartex" xmlns:cx8="http://schemas.microsoft.com/office/drawing/2016/5/14/chartex" xmlns:mc="http://schemas.openxmlformats.org/markup-compatibility/2006" xmlns:aink="http://schemas.microsoft.com/office/drawing/2016/ink" xmlns:am3d="http://schemas.microsoft.com/office/drawing/2017/model3d" xmlns:o="urn:schemas-microsoft-com:office:office" xmlns:oel="http://schemas.microsoft.com/office/2019/extlst" xmlns:r="http://schemas.openxmlformats.org/officeDocument/2006/relationships" xmlns:m="http://schemas.openxmlformats.org/officeDocument/2006/math" xmlns:v="urn:schemas-microsoft-com:vml" xmlns:wp14="http://schemas.microsoft.com/office/word/2010/wordprocessingDrawing" xmlns:wp="http://schemas.openxmlformats.org/drawingml/2006/wordprocessingDrawing" xmlns:w10="urn:schemas-microsoft-com:office:word" xmlns:w="http://schemas.openxmlformats.org/wordprocessingml/2006/main" xmlns:w14="http://schemas.microsoft.com/office/word/2010/wordml" xmlns:w15="http://schemas.microsoft.com/office/word/2012/wordml" xmlns:w16cex="http://schemas.microsoft.com/office/word/2018/wordml/cex" xmlns:w16cid="http://schemas.microsoft.com/office/word/2016/wordml/cid" xmlns:w16="http://schemas.microsoft.com/office/word/2018/wordml" xmlns:w16du="http://schemas.microsoft.com/office/word/2023/wordml/word16du" xmlns:w16sdtdh="http://schemas.microsoft.com/office/word/2020/wordml/sdtdatahash" xmlns:w16se="http://schemas.microsoft.com/office/word/2015/wordml/symex" xmlns:wpg="http://schemas.microsoft.com/office/word/2010/wordprocessingGroup" xmlns:wpi="http://schemas.microsoft.com/office/word/2010/wordprocessingInk" xmlns:wne="http://schemas.microsoft.com/office/word/2006/wordml" xmlns:wps="http://schemas.microsoft.com/office/word/2010/wordprocessingShape" mc:Ignorable="w14 w15 w16se w16cid w16 w16cex w16sdtdh w16du wp14">
   <w:endnote w:type="separator" w:id="-1">
     <w:p>
       <w:r>
@@ -21254,7 +21138,7 @@
 </file>
 
 <file path=word/footer1.xml><?xml version="1.0" encoding="utf-8"?>
-<w:ftr xmlns:wpc="http://schemas.microsoft.com/office/word/2010/wordprocessingCanvas" xmlns:cx="http://schemas.microsoft.com/office/drawing/2014/chartex" xmlns:mc="http://schemas.openxmlformats.org/markup-compatibility/2006" xmlns:o="urn:schemas-microsoft-com:office:office" xmlns:r="http://schemas.openxmlformats.org/officeDocument/2006/relationships" xmlns:m="http://schemas.openxmlformats.org/officeDocument/2006/math" xmlns:v="urn:schemas-microsoft-com:vml" xmlns:wp14="http://schemas.microsoft.com/office/word/2010/wordprocessingDrawing" xmlns:wp="http://schemas.openxmlformats.org/drawingml/2006/wordprocessingDrawing" xmlns:w10="urn:schemas-microsoft-com:office:word" xmlns:w="http://schemas.openxmlformats.org/wordprocessingml/2006/main" xmlns:w14="http://schemas.microsoft.com/office/word/2010/wordml" xmlns:w15="http://schemas.microsoft.com/office/word/2012/wordml" xmlns:w16se="http://schemas.microsoft.com/office/word/2015/wordml/symex" xmlns:wpg="http://schemas.microsoft.com/office/word/2010/wordprocessingGroup" xmlns:wpi="http://schemas.microsoft.com/office/word/2010/wordprocessingInk" xmlns:wne="http://schemas.microsoft.com/office/word/2006/wordml" xmlns:wps="http://schemas.microsoft.com/office/word/2010/wordprocessingShape" mc:Ignorable="w14 w15 w16se wp14">
+<w:ftr xmlns:wpc="http://schemas.microsoft.com/office/word/2010/wordprocessingCanvas" xmlns:cx="http://schemas.microsoft.com/office/drawing/2014/chartex" xmlns:cx1="http://schemas.microsoft.com/office/drawing/2015/9/8/chartex" xmlns:cx2="http://schemas.microsoft.com/office/drawing/2015/10/21/chartex" xmlns:cx3="http://schemas.microsoft.com/office/drawing/2016/5/9/chartex" xmlns:cx4="http://schemas.microsoft.com/office/drawing/2016/5/10/chartex" xmlns:cx5="http://schemas.microsoft.com/office/drawing/2016/5/11/chartex" xmlns:cx6="http://schemas.microsoft.com/office/drawing/2016/5/12/chartex" xmlns:cx7="http://schemas.microsoft.com/office/drawing/2016/5/13/chartex" xmlns:cx8="http://schemas.microsoft.com/office/drawing/2016/5/14/chartex" xmlns:mc="http://schemas.openxmlformats.org/markup-compatibility/2006" xmlns:aink="http://schemas.microsoft.com/office/drawing/2016/ink" xmlns:am3d="http://schemas.microsoft.com/office/drawing/2017/model3d" xmlns:o="urn:schemas-microsoft-com:office:office" xmlns:oel="http://schemas.microsoft.com/office/2019/extlst" xmlns:r="http://schemas.openxmlformats.org/officeDocument/2006/relationships" xmlns:m="http://schemas.openxmlformats.org/officeDocument/2006/math" xmlns:v="urn:schemas-microsoft-com:vml" xmlns:wp14="http://schemas.microsoft.com/office/word/2010/wordprocessingDrawing" xmlns:wp="http://schemas.openxmlformats.org/drawingml/2006/wordprocessingDrawing" xmlns:w10="urn:schemas-microsoft-com:office:word" xmlns:w="http://schemas.openxmlformats.org/wordprocessingml/2006/main" xmlns:w14="http://schemas.microsoft.com/office/word/2010/wordml" xmlns:w15="http://schemas.microsoft.com/office/word/2012/wordml" xmlns:w16cex="http://schemas.microsoft.com/office/word/2018/wordml/cex" xmlns:w16cid="http://schemas.microsoft.com/office/word/2016/wordml/cid" xmlns:w16="http://schemas.microsoft.com/office/word/2018/wordml" xmlns:w16du="http://schemas.microsoft.com/office/word/2023/wordml/word16du" xmlns:w16sdtdh="http://schemas.microsoft.com/office/word/2020/wordml/sdtdatahash" xmlns:w16se="http://schemas.microsoft.com/office/word/2015/wordml/symex" xmlns:wpg="http://schemas.microsoft.com/office/word/2010/wordprocessingGroup" xmlns:wpi="http://schemas.microsoft.com/office/word/2010/wordprocessingInk" xmlns:wne="http://schemas.microsoft.com/office/word/2006/wordml" xmlns:wps="http://schemas.microsoft.com/office/word/2010/wordprocessingShape" mc:Ignorable="w14 w15 w16se w16cid w16 w16cex w16sdtdh w16du wp14">
   <w:p>
     <w:pPr>
       <w:pStyle w:val="Footer"/>
@@ -21326,7 +21210,7 @@
 </file>
 
 <file path=word/footnotes.xml><?xml version="1.0" encoding="utf-8"?>
-<w:footnotes xmlns:wpc="http://schemas.microsoft.com/office/word/2010/wordprocessingCanvas" xmlns:cx="http://schemas.microsoft.com/office/drawing/2014/chartex" xmlns:mc="http://schemas.openxmlformats.org/markup-compatibility/2006" xmlns:o="urn:schemas-microsoft-com:office:office" xmlns:r="http://schemas.openxmlformats.org/officeDocument/2006/relationships" xmlns:m="http://schemas.openxmlformats.org/officeDocument/2006/math" xmlns:v="urn:schemas-microsoft-com:vml" xmlns:wp14="http://schemas.microsoft.com/office/word/2010/wordprocessingDrawing" xmlns:wp="http://schemas.openxmlformats.org/drawingml/2006/wordprocessingDrawing" xmlns:w10="urn:schemas-microsoft-com:office:word" xmlns:w="http://schemas.openxmlformats.org/wordprocessingml/2006/main" xmlns:w14="http://schemas.microsoft.com/office/word/2010/wordml" xmlns:w15="http://schemas.microsoft.com/office/word/2012/wordml" xmlns:w16se="http://schemas.microsoft.com/office/word/2015/wordml/symex" xmlns:wpg="http://schemas.microsoft.com/office/word/2010/wordprocessingGroup" xmlns:wpi="http://schemas.microsoft.com/office/word/2010/wordprocessingInk" xmlns:wne="http://schemas.microsoft.com/office/word/2006/wordml" xmlns:wps="http://schemas.microsoft.com/office/word/2010/wordprocessingShape" mc:Ignorable="w14 w15 w16se wp14">
+<w:footnotes xmlns:wpc="http://schemas.microsoft.com/office/word/2010/wordprocessingCanvas" xmlns:cx="http://schemas.microsoft.com/office/drawing/2014/chartex" xmlns:cx1="http://schemas.microsoft.com/office/drawing/2015/9/8/chartex" xmlns:cx2="http://schemas.microsoft.com/office/drawing/2015/10/21/chartex" xmlns:cx3="http://schemas.microsoft.com/office/drawing/2016/5/9/chartex" xmlns:cx4="http://schemas.microsoft.com/office/drawing/2016/5/10/chartex" xmlns:cx5="http://schemas.microsoft.com/office/drawing/2016/5/11/chartex" xmlns:cx6="http://schemas.microsoft.com/office/drawing/2016/5/12/chartex" xmlns:cx7="http://schemas.microsoft.com/office/drawing/2016/5/13/chartex" xmlns:cx8="http://schemas.microsoft.com/office/drawing/2016/5/14/chartex" xmlns:mc="http://schemas.openxmlformats.org/markup-compatibility/2006" xmlns:aink="http://schemas.microsoft.com/office/drawing/2016/ink" xmlns:am3d="http://schemas.microsoft.com/office/drawing/2017/model3d" xmlns:o="urn:schemas-microsoft-com:office:office" xmlns:oel="http://schemas.microsoft.com/office/2019/extlst" xmlns:r="http://schemas.openxmlformats.org/officeDocument/2006/relationships" xmlns:m="http://schemas.openxmlformats.org/officeDocument/2006/math" xmlns:v="urn:schemas-microsoft-com:vml" xmlns:wp14="http://schemas.microsoft.com/office/word/2010/wordprocessingDrawing" xmlns:wp="http://schemas.openxmlformats.org/drawingml/2006/wordprocessingDrawing" xmlns:w10="urn:schemas-microsoft-com:office:word" xmlns:w="http://schemas.openxmlformats.org/wordprocessingml/2006/main" xmlns:w14="http://schemas.microsoft.com/office/word/2010/wordml" xmlns:w15="http://schemas.microsoft.com/office/word/2012/wordml" xmlns:w16cex="http://schemas.microsoft.com/office/word/2018/wordml/cex" xmlns:w16cid="http://schemas.microsoft.com/office/word/2016/wordml/cid" xmlns:w16="http://schemas.microsoft.com/office/word/2018/wordml" xmlns:w16du="http://schemas.microsoft.com/office/word/2023/wordml/word16du" xmlns:w16sdtdh="http://schemas.microsoft.com/office/word/2020/wordml/sdtdatahash" xmlns:w16se="http://schemas.microsoft.com/office/word/2015/wordml/symex" xmlns:wpg="http://schemas.microsoft.com/office/word/2010/wordprocessingGroup" xmlns:wpi="http://schemas.microsoft.com/office/word/2010/wordprocessingInk" xmlns:wne="http://schemas.microsoft.com/office/word/2006/wordml" xmlns:wps="http://schemas.microsoft.com/office/word/2010/wordprocessingShape" mc:Ignorable="w14 w15 w16se w16cid w16 w16cex w16sdtdh w16du wp14">
   <w:footnote w:type="separator" w:id="-1">
     <w:p>
       <w:r>
@@ -21345,7 +21229,7 @@
 </file>
 
 <file path=word/numbering.xml><?xml version="1.0" encoding="utf-8"?>
-<w:numbering xmlns:wpc="http://schemas.microsoft.com/office/word/2010/wordprocessingCanvas" xmlns:cx="http://schemas.microsoft.com/office/drawing/2014/chartex" xmlns:mc="http://schemas.openxmlformats.org/markup-compatibility/2006" xmlns:o="urn:schemas-microsoft-com:office:office" xmlns:r="http://schemas.openxmlformats.org/officeDocument/2006/relationships" xmlns:m="http://schemas.openxmlformats.org/officeDocument/2006/math" xmlns:v="urn:schemas-microsoft-com:vml" xmlns:wp14="http://schemas.microsoft.com/office/word/2010/wordprocessingDrawing" xmlns:wp="http://schemas.openxmlformats.org/drawingml/2006/wordprocessingDrawing" xmlns:w10="urn:schemas-microsoft-com:office:word" xmlns:w="http://schemas.openxmlformats.org/wordprocessingml/2006/main" xmlns:w14="http://schemas.microsoft.com/office/word/2010/wordml" xmlns:w15="http://schemas.microsoft.com/office/word/2012/wordml" xmlns:w16se="http://schemas.microsoft.com/office/word/2015/wordml/symex" xmlns:wpg="http://schemas.microsoft.com/office/word/2010/wordprocessingGroup" xmlns:wpi="http://schemas.microsoft.com/office/word/2010/wordprocessingInk" xmlns:wne="http://schemas.microsoft.com/office/word/2006/wordml" xmlns:wps="http://schemas.microsoft.com/office/word/2010/wordprocessingShape" mc:Ignorable="w14 w15 w16se wp14">
+<w:numbering xmlns:wpc="http://schemas.microsoft.com/office/word/2010/wordprocessingCanvas" xmlns:cx="http://schemas.microsoft.com/office/drawing/2014/chartex" xmlns:cx1="http://schemas.microsoft.com/office/drawing/2015/9/8/chartex" xmlns:cx2="http://schemas.microsoft.com/office/drawing/2015/10/21/chartex" xmlns:cx3="http://schemas.microsoft.com/office/drawing/2016/5/9/chartex" xmlns:cx4="http://schemas.microsoft.com/office/drawing/2016/5/10/chartex" xmlns:cx5="http://schemas.microsoft.com/office/drawing/2016/5/11/chartex" xmlns:cx6="http://schemas.microsoft.com/office/drawing/2016/5/12/chartex" xmlns:cx7="http://schemas.microsoft.com/office/drawing/2016/5/13/chartex" xmlns:cx8="http://schemas.microsoft.com/office/drawing/2016/5/14/chartex" xmlns:mc="http://schemas.openxmlformats.org/markup-compatibility/2006" xmlns:aink="http://schemas.microsoft.com/office/drawing/2016/ink" xmlns:am3d="http://schemas.microsoft.com/office/drawing/2017/model3d" xmlns:o="urn:schemas-microsoft-com:office:office" xmlns:oel="http://schemas.microsoft.com/office/2019/extlst" xmlns:r="http://schemas.openxmlformats.org/officeDocument/2006/relationships" xmlns:m="http://schemas.openxmlformats.org/officeDocument/2006/math" xmlns:v="urn:schemas-microsoft-com:vml" xmlns:wp14="http://schemas.microsoft.com/office/word/2010/wordprocessingDrawing" xmlns:wp="http://schemas.openxmlformats.org/drawingml/2006/wordprocessingDrawing" xmlns:w10="urn:schemas-microsoft-com:office:word" xmlns:w="http://schemas.openxmlformats.org/wordprocessingml/2006/main" xmlns:w14="http://schemas.microsoft.com/office/word/2010/wordml" xmlns:w15="http://schemas.microsoft.com/office/word/2012/wordml" xmlns:w16cex="http://schemas.microsoft.com/office/word/2018/wordml/cex" xmlns:w16cid="http://schemas.microsoft.com/office/word/2016/wordml/cid" xmlns:w16="http://schemas.microsoft.com/office/word/2018/wordml" xmlns:w16du="http://schemas.microsoft.com/office/word/2023/wordml/word16du" xmlns:w16sdtdh="http://schemas.microsoft.com/office/word/2020/wordml/sdtdatahash" xmlns:w16se="http://schemas.microsoft.com/office/word/2015/wordml/symex" xmlns:wpg="http://schemas.microsoft.com/office/word/2010/wordprocessingGroup" xmlns:wpi="http://schemas.microsoft.com/office/word/2010/wordprocessingInk" xmlns:wne="http://schemas.microsoft.com/office/word/2006/wordml" xmlns:wps="http://schemas.microsoft.com/office/word/2010/wordprocessingShape" mc:Ignorable="w14 w15 w16se w16cid w16 w16cex w16sdtdh w16du wp14">
   <w:abstractNum w:abstractNumId="0" w15:restartNumberingAfterBreak="0">
     <w:nsid w:val="011832AD"/>
     <w:multiLevelType w:val="multilevel"/>
@@ -26519,112 +26403,112 @@
       </w:rPr>
     </w:lvl>
   </w:abstractNum>
-  <w:num w:numId="1">
+  <w:num w:numId="1" w16cid:durableId="1946880536">
     <w:abstractNumId w:val="12"/>
   </w:num>
-  <w:num w:numId="2">
+  <w:num w:numId="2" w16cid:durableId="640111042">
     <w:abstractNumId w:val="27"/>
   </w:num>
-  <w:num w:numId="3">
+  <w:num w:numId="3" w16cid:durableId="442657313">
     <w:abstractNumId w:val="31"/>
   </w:num>
-  <w:num w:numId="4">
+  <w:num w:numId="4" w16cid:durableId="1436293530">
     <w:abstractNumId w:val="25"/>
   </w:num>
-  <w:num w:numId="5">
+  <w:num w:numId="5" w16cid:durableId="1633169899">
     <w:abstractNumId w:val="30"/>
   </w:num>
-  <w:num w:numId="6">
+  <w:num w:numId="6" w16cid:durableId="6369220">
     <w:abstractNumId w:val="32"/>
   </w:num>
-  <w:num w:numId="7">
+  <w:num w:numId="7" w16cid:durableId="1038627230">
     <w:abstractNumId w:val="23"/>
   </w:num>
-  <w:num w:numId="8">
+  <w:num w:numId="8" w16cid:durableId="365985234">
     <w:abstractNumId w:val="26"/>
   </w:num>
-  <w:num w:numId="9">
+  <w:num w:numId="9" w16cid:durableId="23092817">
     <w:abstractNumId w:val="13"/>
   </w:num>
-  <w:num w:numId="10">
+  <w:num w:numId="10" w16cid:durableId="1722483609">
     <w:abstractNumId w:val="22"/>
   </w:num>
-  <w:num w:numId="11">
+  <w:num w:numId="11" w16cid:durableId="484856224">
     <w:abstractNumId w:val="18"/>
   </w:num>
-  <w:num w:numId="12">
+  <w:num w:numId="12" w16cid:durableId="178979775">
     <w:abstractNumId w:val="11"/>
   </w:num>
-  <w:num w:numId="13">
+  <w:num w:numId="13" w16cid:durableId="615907939">
     <w:abstractNumId w:val="34"/>
   </w:num>
-  <w:num w:numId="14">
+  <w:num w:numId="14" w16cid:durableId="787357128">
     <w:abstractNumId w:val="8"/>
   </w:num>
-  <w:num w:numId="15">
+  <w:num w:numId="15" w16cid:durableId="1619873604">
     <w:abstractNumId w:val="5"/>
   </w:num>
-  <w:num w:numId="16">
+  <w:num w:numId="16" w16cid:durableId="1246692786">
     <w:abstractNumId w:val="19"/>
   </w:num>
-  <w:num w:numId="17">
+  <w:num w:numId="17" w16cid:durableId="619721217">
     <w:abstractNumId w:val="35"/>
   </w:num>
-  <w:num w:numId="18">
+  <w:num w:numId="18" w16cid:durableId="834875781">
     <w:abstractNumId w:val="20"/>
   </w:num>
-  <w:num w:numId="19">
+  <w:num w:numId="19" w16cid:durableId="1308634021">
     <w:abstractNumId w:val="1"/>
   </w:num>
-  <w:num w:numId="20">
+  <w:num w:numId="20" w16cid:durableId="804854067">
     <w:abstractNumId w:val="0"/>
   </w:num>
-  <w:num w:numId="21">
+  <w:num w:numId="21" w16cid:durableId="429549337">
     <w:abstractNumId w:val="3"/>
   </w:num>
-  <w:num w:numId="22">
+  <w:num w:numId="22" w16cid:durableId="891160507">
     <w:abstractNumId w:val="4"/>
   </w:num>
-  <w:num w:numId="23">
+  <w:num w:numId="23" w16cid:durableId="364791784">
     <w:abstractNumId w:val="16"/>
   </w:num>
-  <w:num w:numId="24">
+  <w:num w:numId="24" w16cid:durableId="747731181">
     <w:abstractNumId w:val="29"/>
   </w:num>
-  <w:num w:numId="25">
+  <w:num w:numId="25" w16cid:durableId="1403333971">
     <w:abstractNumId w:val="6"/>
   </w:num>
-  <w:num w:numId="26">
+  <w:num w:numId="26" w16cid:durableId="1327322365">
     <w:abstractNumId w:val="7"/>
   </w:num>
-  <w:num w:numId="27">
+  <w:num w:numId="27" w16cid:durableId="522791089">
     <w:abstractNumId w:val="2"/>
   </w:num>
-  <w:num w:numId="28">
+  <w:num w:numId="28" w16cid:durableId="530731072">
     <w:abstractNumId w:val="14"/>
   </w:num>
-  <w:num w:numId="29">
+  <w:num w:numId="29" w16cid:durableId="133330120">
     <w:abstractNumId w:val="24"/>
   </w:num>
-  <w:num w:numId="30">
+  <w:num w:numId="30" w16cid:durableId="1526672918">
     <w:abstractNumId w:val="15"/>
   </w:num>
-  <w:num w:numId="31">
+  <w:num w:numId="31" w16cid:durableId="1555460819">
     <w:abstractNumId w:val="28"/>
   </w:num>
-  <w:num w:numId="32">
+  <w:num w:numId="32" w16cid:durableId="508640226">
     <w:abstractNumId w:val="21"/>
   </w:num>
-  <w:num w:numId="33">
+  <w:num w:numId="33" w16cid:durableId="1274285970">
     <w:abstractNumId w:val="10"/>
   </w:num>
-  <w:num w:numId="34">
+  <w:num w:numId="34" w16cid:durableId="1235702553">
     <w:abstractNumId w:val="9"/>
   </w:num>
-  <w:num w:numId="35">
+  <w:num w:numId="35" w16cid:durableId="571815501">
     <w:abstractNumId w:val="17"/>
   </w:num>
-  <w:num w:numId="36">
+  <w:num w:numId="36" w16cid:durableId="54160216">
     <w:abstractNumId w:val="33"/>
   </w:num>
   <w:numIdMacAtCleanup w:val="18"/>
@@ -26632,7 +26516,7 @@
 </file>
 
 <file path=word/styles.xml><?xml version="1.0" encoding="utf-8"?>
-<w:styles xmlns:mc="http://schemas.openxmlformats.org/markup-compatibility/2006" xmlns:r="http://schemas.openxmlformats.org/officeDocument/2006/relationships" xmlns:w="http://schemas.openxmlformats.org/wordprocessingml/2006/main" xmlns:w14="http://schemas.microsoft.com/office/word/2010/wordml" xmlns:w15="http://schemas.microsoft.com/office/word/2012/wordml" xmlns:w16se="http://schemas.microsoft.com/office/word/2015/wordml/symex" mc:Ignorable="w14 w15 w16se">
+<w:styles xmlns:mc="http://schemas.openxmlformats.org/markup-compatibility/2006" xmlns:r="http://schemas.openxmlformats.org/officeDocument/2006/relationships" xmlns:w="http://schemas.openxmlformats.org/wordprocessingml/2006/main" xmlns:w14="http://schemas.microsoft.com/office/word/2010/wordml" xmlns:w15="http://schemas.microsoft.com/office/word/2012/wordml" xmlns:w16cex="http://schemas.microsoft.com/office/word/2018/wordml/cex" xmlns:w16cid="http://schemas.microsoft.com/office/word/2016/wordml/cid" xmlns:w16="http://schemas.microsoft.com/office/word/2018/wordml" xmlns:w16du="http://schemas.microsoft.com/office/word/2023/wordml/word16du" xmlns:w16sdtdh="http://schemas.microsoft.com/office/word/2020/wordml/sdtdatahash" xmlns:w16se="http://schemas.microsoft.com/office/word/2015/wordml/symex" mc:Ignorable="w14 w15 w16se w16cid w16 w16cex w16sdtdh w16du">
   <w:docDefaults>
     <w:rPrDefault>
       <w:rPr>
@@ -26650,7 +26534,7 @@
       </w:pPr>
     </w:pPrDefault>
   </w:docDefaults>
-  <w:latentStyles w:defLockedState="0" w:defUIPriority="99" w:defSemiHidden="0" w:defUnhideWhenUsed="0" w:defQFormat="0" w:count="371">
+  <w:latentStyles w:defLockedState="0" w:defUIPriority="99" w:defSemiHidden="0" w:defUnhideWhenUsed="0" w:defQFormat="0" w:count="376">
     <w:lsdException w:name="Normal" w:uiPriority="0" w:qFormat="1"/>
     <w:lsdException w:name="heading 1" w:uiPriority="9" w:qFormat="1"/>
     <w:lsdException w:name="heading 2" w:semiHidden="1" w:uiPriority="9" w:unhideWhenUsed="1" w:qFormat="1"/>
@@ -27022,6 +26906,11 @@
     <w:lsdException w:name="List Table 5 Dark Accent 6" w:uiPriority="50"/>
     <w:lsdException w:name="List Table 6 Colorful Accent 6" w:uiPriority="51"/>
     <w:lsdException w:name="List Table 7 Colorful Accent 6" w:uiPriority="52"/>
+    <w:lsdException w:name="Mention" w:semiHidden="1" w:unhideWhenUsed="1"/>
+    <w:lsdException w:name="Smart Hyperlink" w:semiHidden="1" w:unhideWhenUsed="1"/>
+    <w:lsdException w:name="Hashtag" w:semiHidden="1" w:unhideWhenUsed="1"/>
+    <w:lsdException w:name="Unresolved Mention" w:semiHidden="1" w:unhideWhenUsed="1"/>
+    <w:lsdException w:name="Smart Link" w:semiHidden="1" w:unhideWhenUsed="1"/>
   </w:latentStyles>
   <w:style w:type="paragraph" w:default="1" w:styleId="Normal">
     <w:name w:val="Normal"/>
